--- a/notes_d/Linear Programming/Notes.docx
+++ b/notes_d/Linear Programming/Notes.docx
@@ -38,54 +38,141 @@
     </w:p>
     <w:p>
       <w:r>
-        <w:drawing>
-          <wp:inline distT="0" distB="0" distL="0" distR="0" wp14:anchorId="557BCC83" wp14:editId="12525D70">
-            <wp:extent cx="5943600" cy="2333625"/>
-            <wp:effectExtent l="0" t="0" r="0" b="9525"/>
-            <wp:docPr id="1240810035" name="Picture 1"/>
-            <wp:cNvGraphicFramePr>
-              <a:graphicFrameLocks xmlns:a="http://schemas.openxmlformats.org/drawingml/2006/main" noChangeAspect="1"/>
-            </wp:cNvGraphicFramePr>
-            <a:graphic xmlns:a="http://schemas.openxmlformats.org/drawingml/2006/main">
-              <a:graphicData uri="http://schemas.openxmlformats.org/drawingml/2006/picture">
-                <pic:pic xmlns:pic="http://schemas.openxmlformats.org/drawingml/2006/picture">
-                  <pic:nvPicPr>
-                    <pic:cNvPr id="1240810035" name=""/>
-                    <pic:cNvPicPr/>
-                  </pic:nvPicPr>
-                  <pic:blipFill>
-                    <a:blip r:embed="rId4"/>
-                    <a:stretch>
-                      <a:fillRect/>
-                    </a:stretch>
-                  </pic:blipFill>
-                  <pic:spPr>
-                    <a:xfrm>
-                      <a:off x="0" y="0"/>
-                      <a:ext cx="5943600" cy="2333625"/>
-                    </a:xfrm>
-                    <a:prstGeom prst="rect">
-                      <a:avLst/>
-                    </a:prstGeom>
-                  </pic:spPr>
-                </pic:pic>
-              </a:graphicData>
-            </a:graphic>
-          </wp:inline>
-        </w:drawing>
-      </w:r>
-    </w:p>
-    <w:p>
-      <w:pPr>
-        <w:rPr>
-          <w:b/>
-          <w:bCs/>
-        </w:rPr>
-      </w:pPr>
-      <w:r>
-        <w:rPr>
-          <w:b/>
-          <w:bCs/>
+        <w:t xml:space="preserve">A baker makes two types of treats: </w:t>
+      </w:r>
+      <w:r>
+        <w:rPr>
+          <w:b/>
+          <w:bCs/>
+        </w:rPr>
+        <w:t>Cupcakes (x)</w:t>
+      </w:r>
+      <w:r>
+        <w:t xml:space="preserve"> and </w:t>
+      </w:r>
+      <w:r>
+        <w:rPr>
+          <w:b/>
+          <w:bCs/>
+        </w:rPr>
+        <w:t>Cookies (y)</w:t>
+      </w:r>
+      <w:r>
+        <w:t>.</w:t>
+      </w:r>
+    </w:p>
+    <w:p>
+      <w:pPr>
+        <w:numPr>
+          <w:ilvl w:val="0"/>
+          <w:numId w:val="1"/>
+        </w:numPr>
+      </w:pPr>
+      <w:r>
+        <w:rPr>
+          <w:b/>
+          <w:bCs/>
+        </w:rPr>
+        <w:t>Time Constraint:</w:t>
+      </w:r>
+      <w:r>
+        <w:t xml:space="preserve"> It takes 2 hours to bake a batch of cupcakes and 1 hour for cookies. He has </w:t>
+      </w:r>
+      <w:r>
+        <w:rPr>
+          <w:b/>
+          <w:bCs/>
+        </w:rPr>
+        <w:t>8 hours</w:t>
+      </w:r>
+      <w:r>
+        <w:t xml:space="preserve"> available.</w:t>
+      </w:r>
+    </w:p>
+    <w:p>
+      <w:pPr>
+        <w:numPr>
+          <w:ilvl w:val="0"/>
+          <w:numId w:val="1"/>
+        </w:numPr>
+      </w:pPr>
+      <w:r>
+        <w:rPr>
+          <w:b/>
+          <w:bCs/>
+        </w:rPr>
+        <w:t>Space Constraint:</w:t>
+      </w:r>
+      <w:r>
+        <w:t xml:space="preserve"> He can only fit </w:t>
+      </w:r>
+      <w:r>
+        <w:rPr>
+          <w:b/>
+          <w:bCs/>
+        </w:rPr>
+        <w:t>5 total batches</w:t>
+      </w:r>
+      <w:r>
+        <w:t xml:space="preserve"> in his display case.</w:t>
+      </w:r>
+    </w:p>
+    <w:p>
+      <w:pPr>
+        <w:numPr>
+          <w:ilvl w:val="0"/>
+          <w:numId w:val="1"/>
+        </w:numPr>
+      </w:pPr>
+      <w:r>
+        <w:rPr>
+          <w:b/>
+          <w:bCs/>
+        </w:rPr>
+        <w:t>Objective:</w:t>
+      </w:r>
+      <w:r>
+        <w:t xml:space="preserve"> He makes a profit of </w:t>
+      </w:r>
+      <w:r>
+        <w:rPr>
+          <w:b/>
+          <w:bCs/>
+        </w:rPr>
+        <w:t>$30</w:t>
+      </w:r>
+      <w:r>
+        <w:t xml:space="preserve"> per batch of cupcakes and </w:t>
+      </w:r>
+      <w:r>
+        <w:rPr>
+          <w:b/>
+          <w:bCs/>
+        </w:rPr>
+        <w:t>$20</w:t>
+      </w:r>
+      <w:r>
+        <w:t xml:space="preserve"> per batch of cookies.</w:t>
+      </w:r>
+      <w:r>
+        <w:t xml:space="preserve"> </w:t>
+      </w:r>
+      <w:r>
+        <w:t>Find the number of cupcake batches (x) and cookie batches (y) that maximize the profit.</w:t>
+      </w:r>
+    </w:p>
+    <w:p>
+      <w:pPr>
+        <w:rPr>
+          <w:b/>
+          <w:bCs/>
+        </w:rPr>
+      </w:pPr>
+      <w:r>
+        <w:rPr>
+          <w:b/>
+          <w:bCs/>
+          <w:noProof/>
         </w:rPr>
         <w:drawing>
           <wp:inline distT="0" distB="0" distL="0" distR="0" wp14:anchorId="5E93D909" wp14:editId="434E0132">
@@ -178,50 +265,445 @@
           <w:bCs/>
           <w:color w:val="EE0000"/>
         </w:rPr>
+        <w:lastRenderedPageBreak/>
+        <w:t>You try</w:t>
+      </w:r>
+    </w:p>
+    <w:p>
+      <w:r>
+        <w:t>A small shop builds two types of custom computers: Gaming PCs (x) and Office PCs (y).</w:t>
+      </w:r>
+    </w:p>
+    <w:p>
+      <w:pPr>
+        <w:numPr>
+          <w:ilvl w:val="0"/>
+          <w:numId w:val="3"/>
+        </w:numPr>
+      </w:pPr>
+      <w:r>
+        <w:rPr>
+          <w:b/>
+          <w:bCs/>
+        </w:rPr>
+        <w:t>Time Constraint</w:t>
+      </w:r>
+      <w:r>
+        <w:t xml:space="preserve">: A Gaming PC takes 3 hours to build, and an Office PC takes 1 hour. The shop has 9 hours of </w:t>
+      </w:r>
+      <w:r>
+        <w:t>building</w:t>
+      </w:r>
+      <w:r>
+        <w:t xml:space="preserve"> time available today.</w:t>
+      </w:r>
+    </w:p>
+    <w:p>
+      <w:pPr>
+        <w:numPr>
+          <w:ilvl w:val="0"/>
+          <w:numId w:val="3"/>
+        </w:numPr>
+      </w:pPr>
+      <w:r>
+        <w:rPr>
+          <w:b/>
+          <w:bCs/>
+        </w:rPr>
+        <w:t>Component</w:t>
+      </w:r>
+      <w:r>
+        <w:rPr>
+          <w:b/>
+          <w:bCs/>
+        </w:rPr>
+        <w:t xml:space="preserve"> </w:t>
+      </w:r>
+      <w:r>
+        <w:rPr>
+          <w:b/>
+          <w:bCs/>
+        </w:rPr>
+        <w:t>Constraint</w:t>
+      </w:r>
+      <w:r>
+        <w:t>: Due to a parts shortage, they can only build a total of 5 computers maximum.</w:t>
+      </w:r>
+    </w:p>
+    <w:p>
+      <w:pPr>
+        <w:numPr>
+          <w:ilvl w:val="0"/>
+          <w:numId w:val="1"/>
+        </w:numPr>
+      </w:pPr>
+      <w:r>
+        <w:rPr>
+          <w:b/>
+          <w:bCs/>
+        </w:rPr>
+        <w:t>Objective</w:t>
+      </w:r>
+      <w:r>
+        <w:t>: They</w:t>
+      </w:r>
+      <w:r>
+        <w:t xml:space="preserve"> earn $50 for every Gaming PC and $30 for every Office PC.</w:t>
+      </w:r>
+      <w:r>
+        <w:t xml:space="preserve">  </w:t>
+      </w:r>
+      <w:r>
+        <w:t xml:space="preserve">Find the number of </w:t>
+      </w:r>
+      <w:r>
+        <w:t>Gaming PCs (x) and Office PCs (y)</w:t>
+      </w:r>
+      <w:r>
+        <w:t xml:space="preserve"> that maximize the profit.</w:t>
+      </w:r>
+    </w:p>
+    <w:p>
+      <w:pPr>
+        <w:ind w:left="720"/>
+      </w:pPr>
+    </w:p>
+    <w:p>
+      <w:pPr>
+        <w:rPr>
+          <w:b/>
+          <w:bCs/>
+          <w:color w:val="EE0000"/>
+        </w:rPr>
+      </w:pPr>
+    </w:p>
+    <w:p>
+      <w:pPr>
+        <w:rPr>
+          <w:b/>
+          <w:bCs/>
+          <w:color w:val="EE0000"/>
+        </w:rPr>
+      </w:pPr>
+    </w:p>
+    <w:p>
+      <w:pPr>
+        <w:rPr>
+          <w:b/>
+          <w:bCs/>
+          <w:color w:val="EE0000"/>
+        </w:rPr>
+      </w:pPr>
+    </w:p>
+    <w:p>
+      <w:pPr>
+        <w:rPr>
+          <w:b/>
+          <w:bCs/>
+          <w:color w:val="EE0000"/>
+        </w:rPr>
+      </w:pPr>
+    </w:p>
+    <w:p>
+      <w:pPr>
+        <w:rPr>
+          <w:b/>
+          <w:bCs/>
+          <w:color w:val="EE0000"/>
+        </w:rPr>
+      </w:pPr>
+    </w:p>
+    <w:p>
+      <w:pPr>
+        <w:rPr>
+          <w:b/>
+          <w:bCs/>
+          <w:color w:val="EE0000"/>
+        </w:rPr>
+      </w:pPr>
+    </w:p>
+    <w:p>
+      <w:pPr>
+        <w:rPr>
+          <w:b/>
+          <w:bCs/>
+          <w:color w:val="EE0000"/>
+        </w:rPr>
+      </w:pPr>
+    </w:p>
+    <w:p>
+      <w:pPr>
+        <w:rPr>
+          <w:b/>
+          <w:bCs/>
+          <w:color w:val="EE0000"/>
+        </w:rPr>
+      </w:pPr>
+    </w:p>
+    <w:p>
+      <w:pPr>
+        <w:rPr>
+          <w:b/>
+          <w:bCs/>
+          <w:color w:val="EE0000"/>
+        </w:rPr>
+      </w:pPr>
+    </w:p>
+    <w:p>
+      <w:pPr>
+        <w:rPr>
+          <w:b/>
+          <w:bCs/>
+          <w:color w:val="EE0000"/>
+        </w:rPr>
+      </w:pPr>
+    </w:p>
+    <w:p>
+      <w:pPr>
+        <w:rPr>
+          <w:b/>
+          <w:bCs/>
+          <w:color w:val="EE0000"/>
+        </w:rPr>
+      </w:pPr>
+    </w:p>
+    <w:p>
+      <w:pPr>
+        <w:rPr>
+          <w:b/>
+          <w:bCs/>
+          <w:color w:val="EE0000"/>
+        </w:rPr>
+      </w:pPr>
+    </w:p>
+    <w:p>
+      <w:pPr>
+        <w:rPr>
+          <w:b/>
+          <w:bCs/>
+          <w:color w:val="EE0000"/>
+        </w:rPr>
+      </w:pPr>
+    </w:p>
+    <w:p>
+      <w:pPr>
+        <w:rPr>
+          <w:b/>
+          <w:bCs/>
+          <w:color w:val="EE0000"/>
+        </w:rPr>
+      </w:pPr>
+    </w:p>
+    <w:p>
+      <w:pPr>
+        <w:rPr>
+          <w:b/>
+          <w:bCs/>
+          <w:color w:val="EE0000"/>
+        </w:rPr>
+      </w:pPr>
+    </w:p>
+    <w:p>
+      <w:pPr>
+        <w:rPr>
+          <w:b/>
+          <w:bCs/>
+          <w:color w:val="EE0000"/>
+        </w:rPr>
+      </w:pPr>
+    </w:p>
+    <w:p>
+      <w:pPr>
+        <w:rPr>
+          <w:b/>
+          <w:bCs/>
+          <w:color w:val="EE0000"/>
+        </w:rPr>
+      </w:pPr>
+    </w:p>
+    <w:p>
+      <w:pPr>
+        <w:rPr>
+          <w:b/>
+          <w:bCs/>
+          <w:color w:val="EE0000"/>
+        </w:rPr>
+      </w:pPr>
+      <w:r>
+        <w:rPr>
+          <w:b/>
+          <w:bCs/>
+          <w:color w:val="EE0000"/>
+        </w:rPr>
         <w:t>Problem 2</w:t>
       </w:r>
     </w:p>
     <w:p>
       <w:r>
-        <w:drawing>
-          <wp:inline distT="0" distB="0" distL="0" distR="0" wp14:anchorId="5B74BD8D" wp14:editId="112FBA8B">
-            <wp:extent cx="5943600" cy="2107565"/>
-            <wp:effectExtent l="0" t="0" r="0" b="6985"/>
-            <wp:docPr id="881952496" name="Picture 1"/>
-            <wp:cNvGraphicFramePr>
-              <a:graphicFrameLocks xmlns:a="http://schemas.openxmlformats.org/drawingml/2006/main" noChangeAspect="1"/>
-            </wp:cNvGraphicFramePr>
-            <a:graphic xmlns:a="http://schemas.openxmlformats.org/drawingml/2006/main">
-              <a:graphicData uri="http://schemas.openxmlformats.org/drawingml/2006/picture">
-                <pic:pic xmlns:pic="http://schemas.openxmlformats.org/drawingml/2006/picture">
-                  <pic:nvPicPr>
-                    <pic:cNvPr id="881952496" name=""/>
-                    <pic:cNvPicPr/>
-                  </pic:nvPicPr>
-                  <pic:blipFill>
-                    <a:blip r:embed="rId6"/>
-                    <a:stretch>
-                      <a:fillRect/>
-                    </a:stretch>
-                  </pic:blipFill>
-                  <pic:spPr>
-                    <a:xfrm>
-                      <a:off x="0" y="0"/>
-                      <a:ext cx="5943600" cy="2107565"/>
-                    </a:xfrm>
-                    <a:prstGeom prst="rect">
-                      <a:avLst/>
-                    </a:prstGeom>
-                  </pic:spPr>
-                </pic:pic>
-              </a:graphicData>
-            </a:graphic>
-          </wp:inline>
-        </w:drawing>
-      </w:r>
-    </w:p>
-    <w:p>
-      <w:r>
+        <w:lastRenderedPageBreak/>
+        <w:t xml:space="preserve">An athlete needs to meet daily nutritional requirements using </w:t>
+      </w:r>
+      <w:r>
+        <w:rPr>
+          <w:b/>
+          <w:bCs/>
+        </w:rPr>
+        <w:t>Protein Shakes (x)</w:t>
+      </w:r>
+      <w:r>
+        <w:t xml:space="preserve"> and </w:t>
+      </w:r>
+      <w:r>
+        <w:rPr>
+          <w:b/>
+          <w:bCs/>
+        </w:rPr>
+        <w:t>Energy Bars (y)</w:t>
+      </w:r>
+      <w:r>
+        <w:t>.</w:t>
+      </w:r>
+    </w:p>
+    <w:p>
+      <w:pPr>
+        <w:numPr>
+          <w:ilvl w:val="0"/>
+          <w:numId w:val="2"/>
+        </w:numPr>
+      </w:pPr>
+      <w:r>
+        <w:rPr>
+          <w:b/>
+          <w:bCs/>
+        </w:rPr>
+        <w:t>Protein Constraint:</w:t>
+      </w:r>
+      <w:r>
+        <w:t xml:space="preserve"> Each shake has 2 units of </w:t>
+      </w:r>
+      <w:r>
+        <w:t>protein,</w:t>
+      </w:r>
+      <w:r>
+        <w:t xml:space="preserve"> and each bar has 1 unit. He needs at least </w:t>
+      </w:r>
+      <w:r>
+        <w:rPr>
+          <w:b/>
+          <w:bCs/>
+        </w:rPr>
+        <w:t>5 units</w:t>
+      </w:r>
+      <w:r>
+        <w:t xml:space="preserve"> a day. </w:t>
+      </w:r>
+    </w:p>
+    <w:p>
+      <w:pPr>
+        <w:numPr>
+          <w:ilvl w:val="0"/>
+          <w:numId w:val="2"/>
+        </w:numPr>
+      </w:pPr>
+      <w:r>
+        <w:rPr>
+          <w:b/>
+          <w:bCs/>
+        </w:rPr>
+        <w:t>Energy Constraint:</w:t>
+      </w:r>
+      <w:r>
+        <w:t xml:space="preserve"> Each shake has 1 unit of </w:t>
+      </w:r>
+      <w:r>
+        <w:t>energy,</w:t>
+      </w:r>
+      <w:r>
+        <w:t xml:space="preserve"> and each bar has 3 units. He needs at least </w:t>
+      </w:r>
+      <w:r>
+        <w:rPr>
+          <w:b/>
+          <w:bCs/>
+        </w:rPr>
+        <w:t>10 units</w:t>
+      </w:r>
+      <w:r>
+        <w:t xml:space="preserve"> a day. </w:t>
+      </w:r>
+    </w:p>
+    <w:p>
+      <w:pPr>
+        <w:numPr>
+          <w:ilvl w:val="0"/>
+          <w:numId w:val="1"/>
+        </w:numPr>
+      </w:pPr>
+      <w:r>
+        <w:rPr>
+          <w:b/>
+          <w:bCs/>
+        </w:rPr>
+        <w:t>Objective:</w:t>
+      </w:r>
+      <w:r>
+        <w:t xml:space="preserve"> Each shake costs </w:t>
+      </w:r>
+      <w:r>
+        <w:rPr>
+          <w:b/>
+          <w:bCs/>
+        </w:rPr>
+        <w:t>$4</w:t>
+      </w:r>
+      <w:r>
+        <w:t xml:space="preserve"> and each bar costs </w:t>
+      </w:r>
+      <w:r>
+        <w:rPr>
+          <w:b/>
+          <w:bCs/>
+        </w:rPr>
+        <w:t>$3</w:t>
+      </w:r>
+      <w:r>
+        <w:t xml:space="preserve">. </w:t>
+      </w:r>
+      <w:r>
+        <w:t xml:space="preserve">Find the number of </w:t>
+      </w:r>
+      <w:r>
+        <w:t>Protein Shakes (x) and Energy Bars (y)</w:t>
+      </w:r>
+      <w:r>
+        <w:t xml:space="preserve"> </w:t>
+      </w:r>
+      <w:r>
+        <w:t xml:space="preserve">that </w:t>
+      </w:r>
+      <w:r>
+        <w:t>minimize</w:t>
+      </w:r>
+      <w:r>
+        <w:t xml:space="preserve"> the </w:t>
+      </w:r>
+      <w:r>
+        <w:t>cost</w:t>
+      </w:r>
+      <w:r>
+        <w:t>.</w:t>
+      </w:r>
+    </w:p>
+    <w:p>
+      <w:pPr>
+        <w:ind w:left="720"/>
+      </w:pPr>
+    </w:p>
+    <w:p>
+      <w:r>
+        <w:rPr>
+          <w:noProof/>
+        </w:rPr>
         <w:drawing>
           <wp:inline distT="0" distB="0" distL="0" distR="0" wp14:anchorId="2A6F1A33" wp14:editId="076ECC5B">
             <wp:extent cx="5943600" cy="3677920"/>
@@ -238,7 +720,7 @@
                     <pic:cNvPicPr/>
                   </pic:nvPicPr>
                   <pic:blipFill>
-                    <a:blip r:embed="rId7"/>
+                    <a:blip r:embed="rId6"/>
                     <a:stretch>
                       <a:fillRect/>
                     </a:stretch>
@@ -264,120 +746,238 @@
     <w:p/>
     <w:p/>
     <w:p/>
+    <w:p>
+      <w:pPr>
+        <w:rPr>
+          <w:b/>
+          <w:bCs/>
+          <w:color w:val="EE0000"/>
+        </w:rPr>
+      </w:pPr>
+      <w:r>
+        <w:rPr>
+          <w:b/>
+          <w:bCs/>
+          <w:color w:val="EE0000"/>
+        </w:rPr>
+        <w:t>You try</w:t>
+      </w:r>
+    </w:p>
+    <w:p>
+      <w:r>
+        <w:lastRenderedPageBreak/>
+        <w:t xml:space="preserve">A landscaping company needs to spread mulch and stone using two sizes of trucks: </w:t>
+      </w:r>
+      <w:r>
+        <w:rPr>
+          <w:b/>
+          <w:bCs/>
+        </w:rPr>
+        <w:t>Small Trucks (x)</w:t>
+      </w:r>
+      <w:r>
+        <w:t xml:space="preserve"> and </w:t>
+      </w:r>
+      <w:r>
+        <w:rPr>
+          <w:b/>
+          <w:bCs/>
+        </w:rPr>
+        <w:t>Large Trucks (y)</w:t>
+      </w:r>
+      <w:r>
+        <w:t>.</w:t>
+      </w:r>
+    </w:p>
+    <w:p>
+      <w:pPr>
+        <w:numPr>
+          <w:ilvl w:val="0"/>
+          <w:numId w:val="4"/>
+        </w:numPr>
+      </w:pPr>
+      <w:r>
+        <w:rPr>
+          <w:b/>
+          <w:bCs/>
+        </w:rPr>
+        <w:t>Mulch Capacity</w:t>
+      </w:r>
+      <w:r>
+        <w:rPr>
+          <w:b/>
+          <w:bCs/>
+        </w:rPr>
+        <w:t xml:space="preserve"> </w:t>
+      </w:r>
+      <w:r>
+        <w:rPr>
+          <w:b/>
+          <w:bCs/>
+        </w:rPr>
+        <w:t>Constraint</w:t>
+      </w:r>
+      <w:r>
+        <w:rPr>
+          <w:b/>
+          <w:bCs/>
+        </w:rPr>
+        <w:t>:</w:t>
+      </w:r>
+      <w:r>
+        <w:t xml:space="preserve"> A Small Truck carries 1 </w:t>
+      </w:r>
+      <w:r>
+        <w:t>ton,</w:t>
+      </w:r>
+      <w:r>
+        <w:t xml:space="preserve"> and a Large Truck carries 3 tons. They need to deliver at least </w:t>
+      </w:r>
+      <w:r>
+        <w:rPr>
+          <w:b/>
+          <w:bCs/>
+        </w:rPr>
+        <w:t>6 tons</w:t>
+      </w:r>
+      <w:r>
+        <w:t xml:space="preserve"> of mulch.</w:t>
+      </w:r>
+    </w:p>
+    <w:p>
+      <w:pPr>
+        <w:numPr>
+          <w:ilvl w:val="0"/>
+          <w:numId w:val="4"/>
+        </w:numPr>
+      </w:pPr>
+      <w:r>
+        <w:rPr>
+          <w:b/>
+          <w:bCs/>
+        </w:rPr>
+        <w:t>Stone Capacity</w:t>
+      </w:r>
+      <w:r>
+        <w:rPr>
+          <w:b/>
+          <w:bCs/>
+        </w:rPr>
+        <w:t xml:space="preserve"> </w:t>
+      </w:r>
+      <w:r>
+        <w:rPr>
+          <w:b/>
+          <w:bCs/>
+        </w:rPr>
+        <w:t>Constraint</w:t>
+      </w:r>
+      <w:r>
+        <w:rPr>
+          <w:b/>
+          <w:bCs/>
+        </w:rPr>
+        <w:t>:</w:t>
+      </w:r>
+      <w:r>
+        <w:t xml:space="preserve"> A Small Truck carries 2 </w:t>
+      </w:r>
+      <w:r>
+        <w:t>tons,</w:t>
+      </w:r>
+      <w:r>
+        <w:t xml:space="preserve"> and a Large Truck carries 1 ton. They need to deliver at least </w:t>
+      </w:r>
+      <w:r>
+        <w:rPr>
+          <w:b/>
+          <w:bCs/>
+        </w:rPr>
+        <w:t>7 tons</w:t>
+      </w:r>
+      <w:r>
+        <w:t xml:space="preserve"> of stone.</w:t>
+      </w:r>
+    </w:p>
+    <w:p>
+      <w:pPr>
+        <w:numPr>
+          <w:ilvl w:val="0"/>
+          <w:numId w:val="1"/>
+        </w:numPr>
+      </w:pPr>
+      <w:r>
+        <w:rPr>
+          <w:b/>
+          <w:bCs/>
+        </w:rPr>
+        <w:t>Objective</w:t>
+      </w:r>
+      <w:r>
+        <w:rPr>
+          <w:b/>
+          <w:bCs/>
+        </w:rPr>
+        <w:t>:</w:t>
+      </w:r>
+      <w:r>
+        <w:t xml:space="preserve"> Running a Small Truck costs </w:t>
+      </w:r>
+      <w:r>
+        <w:rPr>
+          <w:b/>
+          <w:bCs/>
+        </w:rPr>
+        <w:t>$100</w:t>
+      </w:r>
+      <w:r>
+        <w:t xml:space="preserve"> and a Large Truck costs </w:t>
+      </w:r>
+      <w:r>
+        <w:rPr>
+          <w:b/>
+          <w:bCs/>
+        </w:rPr>
+        <w:t>$200</w:t>
+      </w:r>
+      <w:r>
+        <w:t>.</w:t>
+      </w:r>
+      <w:r>
+        <w:t xml:space="preserve">  </w:t>
+      </w:r>
+      <w:r>
+        <w:t xml:space="preserve">Find the number of </w:t>
+      </w:r>
+      <w:r>
+        <w:t>Small Trucks (x) and Large Trucks (y)</w:t>
+      </w:r>
+      <w:r>
+        <w:t xml:space="preserve"> t</w:t>
+      </w:r>
+      <w:r>
+        <w:t xml:space="preserve">hat </w:t>
+      </w:r>
+      <w:r>
+        <w:t>minimize</w:t>
+      </w:r>
+      <w:r>
+        <w:t xml:space="preserve"> the </w:t>
+      </w:r>
+      <w:r>
+        <w:t>cost</w:t>
+      </w:r>
+      <w:r>
+        <w:t>.</w:t>
+      </w:r>
+    </w:p>
+    <w:p>
+      <w:pPr>
+        <w:ind w:left="720"/>
+      </w:pPr>
+    </w:p>
     <w:p/>
-    <w:p>
-      <w:pPr>
-        <w:rPr>
-          <w:b/>
-          <w:bCs/>
-          <w:color w:val="EE0000"/>
-        </w:rPr>
-      </w:pPr>
-      <w:r>
-        <w:rPr>
-          <w:b/>
-          <w:bCs/>
-          <w:color w:val="EE0000"/>
-        </w:rPr>
-        <w:t>Problem 3</w:t>
-      </w:r>
-    </w:p>
-    <w:p>
-      <w:r>
-        <w:drawing>
-          <wp:inline distT="0" distB="0" distL="0" distR="0" wp14:anchorId="2FA1B447" wp14:editId="2D42B0C0">
-            <wp:extent cx="5943600" cy="1749425"/>
-            <wp:effectExtent l="0" t="0" r="0" b="3175"/>
-            <wp:docPr id="167962672" name="Picture 1"/>
-            <wp:cNvGraphicFramePr>
-              <a:graphicFrameLocks xmlns:a="http://schemas.openxmlformats.org/drawingml/2006/main" noChangeAspect="1"/>
-            </wp:cNvGraphicFramePr>
-            <a:graphic xmlns:a="http://schemas.openxmlformats.org/drawingml/2006/main">
-              <a:graphicData uri="http://schemas.openxmlformats.org/drawingml/2006/picture">
-                <pic:pic xmlns:pic="http://schemas.openxmlformats.org/drawingml/2006/picture">
-                  <pic:nvPicPr>
-                    <pic:cNvPr id="167962672" name=""/>
-                    <pic:cNvPicPr/>
-                  </pic:nvPicPr>
-                  <pic:blipFill>
-                    <a:blip r:embed="rId8"/>
-                    <a:stretch>
-                      <a:fillRect/>
-                    </a:stretch>
-                  </pic:blipFill>
-                  <pic:spPr>
-                    <a:xfrm>
-                      <a:off x="0" y="0"/>
-                      <a:ext cx="5943600" cy="1749425"/>
-                    </a:xfrm>
-                    <a:prstGeom prst="rect">
-                      <a:avLst/>
-                    </a:prstGeom>
-                  </pic:spPr>
-                </pic:pic>
-              </a:graphicData>
-            </a:graphic>
-          </wp:inline>
-        </w:drawing>
-      </w:r>
-    </w:p>
     <w:p/>
-    <w:p>
-      <w:pPr>
-        <w:rPr>
-          <w:b/>
-          <w:bCs/>
-          <w:color w:val="EE0000"/>
-        </w:rPr>
-      </w:pPr>
-      <w:r>
-        <w:rPr>
-          <w:b/>
-          <w:bCs/>
-          <w:color w:val="EE0000"/>
-        </w:rPr>
-        <w:t>Problem 4</w:t>
-      </w:r>
-    </w:p>
-    <w:p>
-      <w:r>
-        <w:drawing>
-          <wp:inline distT="0" distB="0" distL="0" distR="0" wp14:anchorId="2FCCADAA" wp14:editId="6D15459E">
-            <wp:extent cx="5943600" cy="1948815"/>
-            <wp:effectExtent l="0" t="0" r="0" b="0"/>
-            <wp:docPr id="1873556812" name="Picture 1"/>
-            <wp:cNvGraphicFramePr>
-              <a:graphicFrameLocks xmlns:a="http://schemas.openxmlformats.org/drawingml/2006/main" noChangeAspect="1"/>
-            </wp:cNvGraphicFramePr>
-            <a:graphic xmlns:a="http://schemas.openxmlformats.org/drawingml/2006/main">
-              <a:graphicData uri="http://schemas.openxmlformats.org/drawingml/2006/picture">
-                <pic:pic xmlns:pic="http://schemas.openxmlformats.org/drawingml/2006/picture">
-                  <pic:nvPicPr>
-                    <pic:cNvPr id="1873556812" name=""/>
-                    <pic:cNvPicPr/>
-                  </pic:nvPicPr>
-                  <pic:blipFill>
-                    <a:blip r:embed="rId9"/>
-                    <a:stretch>
-                      <a:fillRect/>
-                    </a:stretch>
-                  </pic:blipFill>
-                  <pic:spPr>
-                    <a:xfrm>
-                      <a:off x="0" y="0"/>
-                      <a:ext cx="5943600" cy="1948815"/>
-                    </a:xfrm>
-                    <a:prstGeom prst="rect">
-                      <a:avLst/>
-                    </a:prstGeom>
-                  </pic:spPr>
-                </pic:pic>
-              </a:graphicData>
-            </a:graphic>
-          </wp:inline>
-        </w:drawing>
-      </w:r>
-    </w:p>
     <w:sectPr>
       <w:pgSz w:w="12240" w:h="15840"/>
       <w:pgMar w:top="1440" w:right="1440" w:bottom="1440" w:left="1440" w:header="720" w:footer="720" w:gutter="0"/>
@@ -386,6 +986,619 @@
     </w:sectPr>
   </w:body>
 </w:document>
+</file>
+
+<file path=word/numbering.xml><?xml version="1.0" encoding="utf-8"?>
+<w:numbering xmlns:wpc="http://schemas.microsoft.com/office/word/2010/wordprocessingCanvas" xmlns:cx="http://schemas.microsoft.com/office/drawing/2014/chartex" xmlns:cx1="http://schemas.microsoft.com/office/drawing/2015/9/8/chartex" xmlns:cx2="http://schemas.microsoft.com/office/drawing/2015/10/21/chartex" xmlns:cx3="http://schemas.microsoft.com/office/drawing/2016/5/9/chartex" xmlns:cx4="http://schemas.microsoft.com/office/drawing/2016/5/10/chartex" xmlns:cx5="http://schemas.microsoft.com/office/drawing/2016/5/11/chartex" xmlns:cx6="http://schemas.microsoft.com/office/drawing/2016/5/12/chartex" xmlns:cx7="http://schemas.microsoft.com/office/drawing/2016/5/13/chartex" xmlns:cx8="http://schemas.microsoft.com/office/drawing/2016/5/14/chartex" xmlns:mc="http://schemas.openxmlformats.org/markup-compatibility/2006" xmlns:aink="http://schemas.microsoft.com/office/drawing/2016/ink" xmlns:am3d="http://schemas.microsoft.com/office/drawing/2017/model3d" xmlns:o="urn:schemas-microsoft-com:office:office" xmlns:oel="http://schemas.microsoft.com/office/2019/extlst" xmlns:r="http://schemas.openxmlformats.org/officeDocument/2006/relationships" xmlns:m="http://schemas.openxmlformats.org/officeDocument/2006/math" xmlns:v="urn:schemas-microsoft-com:vml" xmlns:wp14="http://schemas.microsoft.com/office/word/2010/wordprocessingDrawing" xmlns:wp="http://schemas.openxmlformats.org/drawingml/2006/wordprocessingDrawing" xmlns:w10="urn:schemas-microsoft-com:office:word" xmlns:w="http://schemas.openxmlformats.org/wordprocessingml/2006/main" xmlns:w14="http://schemas.microsoft.com/office/word/2010/wordml" xmlns:w15="http://schemas.microsoft.com/office/word/2012/wordml" xmlns:w16cex="http://schemas.microsoft.com/office/word/2018/wordml/cex" xmlns:w16cid="http://schemas.microsoft.com/office/word/2016/wordml/cid" xmlns:w16="http://schemas.microsoft.com/office/word/2018/wordml" xmlns:w16du="http://schemas.microsoft.com/office/word/2023/wordml/word16du" xmlns:w16sdtdh="http://schemas.microsoft.com/office/word/2020/wordml/sdtdatahash" xmlns:w16sdtfl="http://schemas.microsoft.com/office/word/2024/wordml/sdtformatlock" xmlns:w16se="http://schemas.microsoft.com/office/word/2015/wordml/symex" xmlns:wpg="http://schemas.microsoft.com/office/word/2010/wordprocessingGroup" xmlns:wpi="http://schemas.microsoft.com/office/word/2010/wordprocessingInk" xmlns:wne="http://schemas.microsoft.com/office/word/2006/wordml" xmlns:wps="http://schemas.microsoft.com/office/word/2010/wordprocessingShape" mc:Ignorable="w14 w15 w16se w16cid w16 w16cex w16sdtdh w16sdtfl w16du wp14">
+  <w:abstractNum w:abstractNumId="0" w15:restartNumberingAfterBreak="0">
+    <w:nsid w:val="248820C9"/>
+    <w:multiLevelType w:val="multilevel"/>
+    <w:tmpl w:val="0E82F118"/>
+    <w:lvl w:ilvl="0">
+      <w:start w:val="1"/>
+      <w:numFmt w:val="bullet"/>
+      <w:lvlText w:val=""/>
+      <w:lvlJc w:val="left"/>
+      <w:pPr>
+        <w:tabs>
+          <w:tab w:val="num" w:pos="720"/>
+        </w:tabs>
+        <w:ind w:left="720" w:hanging="360"/>
+      </w:pPr>
+      <w:rPr>
+        <w:rFonts w:ascii="Symbol" w:hAnsi="Symbol" w:hint="default"/>
+        <w:sz w:val="20"/>
+      </w:rPr>
+    </w:lvl>
+    <w:lvl w:ilvl="1" w:tentative="1">
+      <w:start w:val="1"/>
+      <w:numFmt w:val="bullet"/>
+      <w:lvlText w:val="o"/>
+      <w:lvlJc w:val="left"/>
+      <w:pPr>
+        <w:tabs>
+          <w:tab w:val="num" w:pos="1440"/>
+        </w:tabs>
+        <w:ind w:left="1440" w:hanging="360"/>
+      </w:pPr>
+      <w:rPr>
+        <w:rFonts w:ascii="Courier New" w:hAnsi="Courier New" w:hint="default"/>
+        <w:sz w:val="20"/>
+      </w:rPr>
+    </w:lvl>
+    <w:lvl w:ilvl="2" w:tentative="1">
+      <w:start w:val="1"/>
+      <w:numFmt w:val="bullet"/>
+      <w:lvlText w:val=""/>
+      <w:lvlJc w:val="left"/>
+      <w:pPr>
+        <w:tabs>
+          <w:tab w:val="num" w:pos="2160"/>
+        </w:tabs>
+        <w:ind w:left="2160" w:hanging="360"/>
+      </w:pPr>
+      <w:rPr>
+        <w:rFonts w:ascii="Wingdings" w:hAnsi="Wingdings" w:hint="default"/>
+        <w:sz w:val="20"/>
+      </w:rPr>
+    </w:lvl>
+    <w:lvl w:ilvl="3" w:tentative="1">
+      <w:start w:val="1"/>
+      <w:numFmt w:val="bullet"/>
+      <w:lvlText w:val=""/>
+      <w:lvlJc w:val="left"/>
+      <w:pPr>
+        <w:tabs>
+          <w:tab w:val="num" w:pos="2880"/>
+        </w:tabs>
+        <w:ind w:left="2880" w:hanging="360"/>
+      </w:pPr>
+      <w:rPr>
+        <w:rFonts w:ascii="Wingdings" w:hAnsi="Wingdings" w:hint="default"/>
+        <w:sz w:val="20"/>
+      </w:rPr>
+    </w:lvl>
+    <w:lvl w:ilvl="4" w:tentative="1">
+      <w:start w:val="1"/>
+      <w:numFmt w:val="bullet"/>
+      <w:lvlText w:val=""/>
+      <w:lvlJc w:val="left"/>
+      <w:pPr>
+        <w:tabs>
+          <w:tab w:val="num" w:pos="3600"/>
+        </w:tabs>
+        <w:ind w:left="3600" w:hanging="360"/>
+      </w:pPr>
+      <w:rPr>
+        <w:rFonts w:ascii="Wingdings" w:hAnsi="Wingdings" w:hint="default"/>
+        <w:sz w:val="20"/>
+      </w:rPr>
+    </w:lvl>
+    <w:lvl w:ilvl="5" w:tentative="1">
+      <w:start w:val="1"/>
+      <w:numFmt w:val="bullet"/>
+      <w:lvlText w:val=""/>
+      <w:lvlJc w:val="left"/>
+      <w:pPr>
+        <w:tabs>
+          <w:tab w:val="num" w:pos="4320"/>
+        </w:tabs>
+        <w:ind w:left="4320" w:hanging="360"/>
+      </w:pPr>
+      <w:rPr>
+        <w:rFonts w:ascii="Wingdings" w:hAnsi="Wingdings" w:hint="default"/>
+        <w:sz w:val="20"/>
+      </w:rPr>
+    </w:lvl>
+    <w:lvl w:ilvl="6" w:tentative="1">
+      <w:start w:val="1"/>
+      <w:numFmt w:val="bullet"/>
+      <w:lvlText w:val=""/>
+      <w:lvlJc w:val="left"/>
+      <w:pPr>
+        <w:tabs>
+          <w:tab w:val="num" w:pos="5040"/>
+        </w:tabs>
+        <w:ind w:left="5040" w:hanging="360"/>
+      </w:pPr>
+      <w:rPr>
+        <w:rFonts w:ascii="Wingdings" w:hAnsi="Wingdings" w:hint="default"/>
+        <w:sz w:val="20"/>
+      </w:rPr>
+    </w:lvl>
+    <w:lvl w:ilvl="7" w:tentative="1">
+      <w:start w:val="1"/>
+      <w:numFmt w:val="bullet"/>
+      <w:lvlText w:val=""/>
+      <w:lvlJc w:val="left"/>
+      <w:pPr>
+        <w:tabs>
+          <w:tab w:val="num" w:pos="5760"/>
+        </w:tabs>
+        <w:ind w:left="5760" w:hanging="360"/>
+      </w:pPr>
+      <w:rPr>
+        <w:rFonts w:ascii="Wingdings" w:hAnsi="Wingdings" w:hint="default"/>
+        <w:sz w:val="20"/>
+      </w:rPr>
+    </w:lvl>
+    <w:lvl w:ilvl="8" w:tentative="1">
+      <w:start w:val="1"/>
+      <w:numFmt w:val="bullet"/>
+      <w:lvlText w:val=""/>
+      <w:lvlJc w:val="left"/>
+      <w:pPr>
+        <w:tabs>
+          <w:tab w:val="num" w:pos="6480"/>
+        </w:tabs>
+        <w:ind w:left="6480" w:hanging="360"/>
+      </w:pPr>
+      <w:rPr>
+        <w:rFonts w:ascii="Wingdings" w:hAnsi="Wingdings" w:hint="default"/>
+        <w:sz w:val="20"/>
+      </w:rPr>
+    </w:lvl>
+  </w:abstractNum>
+  <w:abstractNum w:abstractNumId="1" w15:restartNumberingAfterBreak="0">
+    <w:nsid w:val="66F62748"/>
+    <w:multiLevelType w:val="multilevel"/>
+    <w:tmpl w:val="47EEF28A"/>
+    <w:lvl w:ilvl="0">
+      <w:start w:val="1"/>
+      <w:numFmt w:val="bullet"/>
+      <w:lvlText w:val=""/>
+      <w:lvlJc w:val="left"/>
+      <w:pPr>
+        <w:tabs>
+          <w:tab w:val="num" w:pos="720"/>
+        </w:tabs>
+        <w:ind w:left="720" w:hanging="360"/>
+      </w:pPr>
+      <w:rPr>
+        <w:rFonts w:ascii="Symbol" w:hAnsi="Symbol" w:hint="default"/>
+        <w:sz w:val="20"/>
+      </w:rPr>
+    </w:lvl>
+    <w:lvl w:ilvl="1" w:tentative="1">
+      <w:start w:val="1"/>
+      <w:numFmt w:val="bullet"/>
+      <w:lvlText w:val="o"/>
+      <w:lvlJc w:val="left"/>
+      <w:pPr>
+        <w:tabs>
+          <w:tab w:val="num" w:pos="1440"/>
+        </w:tabs>
+        <w:ind w:left="1440" w:hanging="360"/>
+      </w:pPr>
+      <w:rPr>
+        <w:rFonts w:ascii="Courier New" w:hAnsi="Courier New" w:hint="default"/>
+        <w:sz w:val="20"/>
+      </w:rPr>
+    </w:lvl>
+    <w:lvl w:ilvl="2" w:tentative="1">
+      <w:start w:val="1"/>
+      <w:numFmt w:val="bullet"/>
+      <w:lvlText w:val=""/>
+      <w:lvlJc w:val="left"/>
+      <w:pPr>
+        <w:tabs>
+          <w:tab w:val="num" w:pos="2160"/>
+        </w:tabs>
+        <w:ind w:left="2160" w:hanging="360"/>
+      </w:pPr>
+      <w:rPr>
+        <w:rFonts w:ascii="Wingdings" w:hAnsi="Wingdings" w:hint="default"/>
+        <w:sz w:val="20"/>
+      </w:rPr>
+    </w:lvl>
+    <w:lvl w:ilvl="3" w:tentative="1">
+      <w:start w:val="1"/>
+      <w:numFmt w:val="bullet"/>
+      <w:lvlText w:val=""/>
+      <w:lvlJc w:val="left"/>
+      <w:pPr>
+        <w:tabs>
+          <w:tab w:val="num" w:pos="2880"/>
+        </w:tabs>
+        <w:ind w:left="2880" w:hanging="360"/>
+      </w:pPr>
+      <w:rPr>
+        <w:rFonts w:ascii="Wingdings" w:hAnsi="Wingdings" w:hint="default"/>
+        <w:sz w:val="20"/>
+      </w:rPr>
+    </w:lvl>
+    <w:lvl w:ilvl="4" w:tentative="1">
+      <w:start w:val="1"/>
+      <w:numFmt w:val="bullet"/>
+      <w:lvlText w:val=""/>
+      <w:lvlJc w:val="left"/>
+      <w:pPr>
+        <w:tabs>
+          <w:tab w:val="num" w:pos="3600"/>
+        </w:tabs>
+        <w:ind w:left="3600" w:hanging="360"/>
+      </w:pPr>
+      <w:rPr>
+        <w:rFonts w:ascii="Wingdings" w:hAnsi="Wingdings" w:hint="default"/>
+        <w:sz w:val="20"/>
+      </w:rPr>
+    </w:lvl>
+    <w:lvl w:ilvl="5" w:tentative="1">
+      <w:start w:val="1"/>
+      <w:numFmt w:val="bullet"/>
+      <w:lvlText w:val=""/>
+      <w:lvlJc w:val="left"/>
+      <w:pPr>
+        <w:tabs>
+          <w:tab w:val="num" w:pos="4320"/>
+        </w:tabs>
+        <w:ind w:left="4320" w:hanging="360"/>
+      </w:pPr>
+      <w:rPr>
+        <w:rFonts w:ascii="Wingdings" w:hAnsi="Wingdings" w:hint="default"/>
+        <w:sz w:val="20"/>
+      </w:rPr>
+    </w:lvl>
+    <w:lvl w:ilvl="6" w:tentative="1">
+      <w:start w:val="1"/>
+      <w:numFmt w:val="bullet"/>
+      <w:lvlText w:val=""/>
+      <w:lvlJc w:val="left"/>
+      <w:pPr>
+        <w:tabs>
+          <w:tab w:val="num" w:pos="5040"/>
+        </w:tabs>
+        <w:ind w:left="5040" w:hanging="360"/>
+      </w:pPr>
+      <w:rPr>
+        <w:rFonts w:ascii="Wingdings" w:hAnsi="Wingdings" w:hint="default"/>
+        <w:sz w:val="20"/>
+      </w:rPr>
+    </w:lvl>
+    <w:lvl w:ilvl="7" w:tentative="1">
+      <w:start w:val="1"/>
+      <w:numFmt w:val="bullet"/>
+      <w:lvlText w:val=""/>
+      <w:lvlJc w:val="left"/>
+      <w:pPr>
+        <w:tabs>
+          <w:tab w:val="num" w:pos="5760"/>
+        </w:tabs>
+        <w:ind w:left="5760" w:hanging="360"/>
+      </w:pPr>
+      <w:rPr>
+        <w:rFonts w:ascii="Wingdings" w:hAnsi="Wingdings" w:hint="default"/>
+        <w:sz w:val="20"/>
+      </w:rPr>
+    </w:lvl>
+    <w:lvl w:ilvl="8" w:tentative="1">
+      <w:start w:val="1"/>
+      <w:numFmt w:val="bullet"/>
+      <w:lvlText w:val=""/>
+      <w:lvlJc w:val="left"/>
+      <w:pPr>
+        <w:tabs>
+          <w:tab w:val="num" w:pos="6480"/>
+        </w:tabs>
+        <w:ind w:left="6480" w:hanging="360"/>
+      </w:pPr>
+      <w:rPr>
+        <w:rFonts w:ascii="Wingdings" w:hAnsi="Wingdings" w:hint="default"/>
+        <w:sz w:val="20"/>
+      </w:rPr>
+    </w:lvl>
+  </w:abstractNum>
+  <w:abstractNum w:abstractNumId="2" w15:restartNumberingAfterBreak="0">
+    <w:nsid w:val="6D204135"/>
+    <w:multiLevelType w:val="multilevel"/>
+    <w:tmpl w:val="C1AEAE9A"/>
+    <w:lvl w:ilvl="0">
+      <w:start w:val="1"/>
+      <w:numFmt w:val="bullet"/>
+      <w:lvlText w:val=""/>
+      <w:lvlJc w:val="left"/>
+      <w:pPr>
+        <w:tabs>
+          <w:tab w:val="num" w:pos="720"/>
+        </w:tabs>
+        <w:ind w:left="720" w:hanging="360"/>
+      </w:pPr>
+      <w:rPr>
+        <w:rFonts w:ascii="Symbol" w:hAnsi="Symbol" w:hint="default"/>
+        <w:sz w:val="20"/>
+      </w:rPr>
+    </w:lvl>
+    <w:lvl w:ilvl="1" w:tentative="1">
+      <w:start w:val="1"/>
+      <w:numFmt w:val="bullet"/>
+      <w:lvlText w:val="o"/>
+      <w:lvlJc w:val="left"/>
+      <w:pPr>
+        <w:tabs>
+          <w:tab w:val="num" w:pos="1440"/>
+        </w:tabs>
+        <w:ind w:left="1440" w:hanging="360"/>
+      </w:pPr>
+      <w:rPr>
+        <w:rFonts w:ascii="Courier New" w:hAnsi="Courier New" w:hint="default"/>
+        <w:sz w:val="20"/>
+      </w:rPr>
+    </w:lvl>
+    <w:lvl w:ilvl="2" w:tentative="1">
+      <w:start w:val="1"/>
+      <w:numFmt w:val="bullet"/>
+      <w:lvlText w:val=""/>
+      <w:lvlJc w:val="left"/>
+      <w:pPr>
+        <w:tabs>
+          <w:tab w:val="num" w:pos="2160"/>
+        </w:tabs>
+        <w:ind w:left="2160" w:hanging="360"/>
+      </w:pPr>
+      <w:rPr>
+        <w:rFonts w:ascii="Wingdings" w:hAnsi="Wingdings" w:hint="default"/>
+        <w:sz w:val="20"/>
+      </w:rPr>
+    </w:lvl>
+    <w:lvl w:ilvl="3" w:tentative="1">
+      <w:start w:val="1"/>
+      <w:numFmt w:val="bullet"/>
+      <w:lvlText w:val=""/>
+      <w:lvlJc w:val="left"/>
+      <w:pPr>
+        <w:tabs>
+          <w:tab w:val="num" w:pos="2880"/>
+        </w:tabs>
+        <w:ind w:left="2880" w:hanging="360"/>
+      </w:pPr>
+      <w:rPr>
+        <w:rFonts w:ascii="Wingdings" w:hAnsi="Wingdings" w:hint="default"/>
+        <w:sz w:val="20"/>
+      </w:rPr>
+    </w:lvl>
+    <w:lvl w:ilvl="4" w:tentative="1">
+      <w:start w:val="1"/>
+      <w:numFmt w:val="bullet"/>
+      <w:lvlText w:val=""/>
+      <w:lvlJc w:val="left"/>
+      <w:pPr>
+        <w:tabs>
+          <w:tab w:val="num" w:pos="3600"/>
+        </w:tabs>
+        <w:ind w:left="3600" w:hanging="360"/>
+      </w:pPr>
+      <w:rPr>
+        <w:rFonts w:ascii="Wingdings" w:hAnsi="Wingdings" w:hint="default"/>
+        <w:sz w:val="20"/>
+      </w:rPr>
+    </w:lvl>
+    <w:lvl w:ilvl="5" w:tentative="1">
+      <w:start w:val="1"/>
+      <w:numFmt w:val="bullet"/>
+      <w:lvlText w:val=""/>
+      <w:lvlJc w:val="left"/>
+      <w:pPr>
+        <w:tabs>
+          <w:tab w:val="num" w:pos="4320"/>
+        </w:tabs>
+        <w:ind w:left="4320" w:hanging="360"/>
+      </w:pPr>
+      <w:rPr>
+        <w:rFonts w:ascii="Wingdings" w:hAnsi="Wingdings" w:hint="default"/>
+        <w:sz w:val="20"/>
+      </w:rPr>
+    </w:lvl>
+    <w:lvl w:ilvl="6" w:tentative="1">
+      <w:start w:val="1"/>
+      <w:numFmt w:val="bullet"/>
+      <w:lvlText w:val=""/>
+      <w:lvlJc w:val="left"/>
+      <w:pPr>
+        <w:tabs>
+          <w:tab w:val="num" w:pos="5040"/>
+        </w:tabs>
+        <w:ind w:left="5040" w:hanging="360"/>
+      </w:pPr>
+      <w:rPr>
+        <w:rFonts w:ascii="Wingdings" w:hAnsi="Wingdings" w:hint="default"/>
+        <w:sz w:val="20"/>
+      </w:rPr>
+    </w:lvl>
+    <w:lvl w:ilvl="7" w:tentative="1">
+      <w:start w:val="1"/>
+      <w:numFmt w:val="bullet"/>
+      <w:lvlText w:val=""/>
+      <w:lvlJc w:val="left"/>
+      <w:pPr>
+        <w:tabs>
+          <w:tab w:val="num" w:pos="5760"/>
+        </w:tabs>
+        <w:ind w:left="5760" w:hanging="360"/>
+      </w:pPr>
+      <w:rPr>
+        <w:rFonts w:ascii="Wingdings" w:hAnsi="Wingdings" w:hint="default"/>
+        <w:sz w:val="20"/>
+      </w:rPr>
+    </w:lvl>
+    <w:lvl w:ilvl="8" w:tentative="1">
+      <w:start w:val="1"/>
+      <w:numFmt w:val="bullet"/>
+      <w:lvlText w:val=""/>
+      <w:lvlJc w:val="left"/>
+      <w:pPr>
+        <w:tabs>
+          <w:tab w:val="num" w:pos="6480"/>
+        </w:tabs>
+        <w:ind w:left="6480" w:hanging="360"/>
+      </w:pPr>
+      <w:rPr>
+        <w:rFonts w:ascii="Wingdings" w:hAnsi="Wingdings" w:hint="default"/>
+        <w:sz w:val="20"/>
+      </w:rPr>
+    </w:lvl>
+  </w:abstractNum>
+  <w:abstractNum w:abstractNumId="3" w15:restartNumberingAfterBreak="0">
+    <w:nsid w:val="79F203C7"/>
+    <w:multiLevelType w:val="multilevel"/>
+    <w:tmpl w:val="3BBC1702"/>
+    <w:lvl w:ilvl="0">
+      <w:start w:val="1"/>
+      <w:numFmt w:val="bullet"/>
+      <w:lvlText w:val=""/>
+      <w:lvlJc w:val="left"/>
+      <w:pPr>
+        <w:tabs>
+          <w:tab w:val="num" w:pos="720"/>
+        </w:tabs>
+        <w:ind w:left="720" w:hanging="360"/>
+      </w:pPr>
+      <w:rPr>
+        <w:rFonts w:ascii="Symbol" w:hAnsi="Symbol" w:hint="default"/>
+        <w:sz w:val="20"/>
+      </w:rPr>
+    </w:lvl>
+    <w:lvl w:ilvl="1" w:tentative="1">
+      <w:start w:val="1"/>
+      <w:numFmt w:val="bullet"/>
+      <w:lvlText w:val="o"/>
+      <w:lvlJc w:val="left"/>
+      <w:pPr>
+        <w:tabs>
+          <w:tab w:val="num" w:pos="1440"/>
+        </w:tabs>
+        <w:ind w:left="1440" w:hanging="360"/>
+      </w:pPr>
+      <w:rPr>
+        <w:rFonts w:ascii="Courier New" w:hAnsi="Courier New" w:hint="default"/>
+        <w:sz w:val="20"/>
+      </w:rPr>
+    </w:lvl>
+    <w:lvl w:ilvl="2" w:tentative="1">
+      <w:start w:val="1"/>
+      <w:numFmt w:val="bullet"/>
+      <w:lvlText w:val=""/>
+      <w:lvlJc w:val="left"/>
+      <w:pPr>
+        <w:tabs>
+          <w:tab w:val="num" w:pos="2160"/>
+        </w:tabs>
+        <w:ind w:left="2160" w:hanging="360"/>
+      </w:pPr>
+      <w:rPr>
+        <w:rFonts w:ascii="Wingdings" w:hAnsi="Wingdings" w:hint="default"/>
+        <w:sz w:val="20"/>
+      </w:rPr>
+    </w:lvl>
+    <w:lvl w:ilvl="3" w:tentative="1">
+      <w:start w:val="1"/>
+      <w:numFmt w:val="bullet"/>
+      <w:lvlText w:val=""/>
+      <w:lvlJc w:val="left"/>
+      <w:pPr>
+        <w:tabs>
+          <w:tab w:val="num" w:pos="2880"/>
+        </w:tabs>
+        <w:ind w:left="2880" w:hanging="360"/>
+      </w:pPr>
+      <w:rPr>
+        <w:rFonts w:ascii="Wingdings" w:hAnsi="Wingdings" w:hint="default"/>
+        <w:sz w:val="20"/>
+      </w:rPr>
+    </w:lvl>
+    <w:lvl w:ilvl="4" w:tentative="1">
+      <w:start w:val="1"/>
+      <w:numFmt w:val="bullet"/>
+      <w:lvlText w:val=""/>
+      <w:lvlJc w:val="left"/>
+      <w:pPr>
+        <w:tabs>
+          <w:tab w:val="num" w:pos="3600"/>
+        </w:tabs>
+        <w:ind w:left="3600" w:hanging="360"/>
+      </w:pPr>
+      <w:rPr>
+        <w:rFonts w:ascii="Wingdings" w:hAnsi="Wingdings" w:hint="default"/>
+        <w:sz w:val="20"/>
+      </w:rPr>
+    </w:lvl>
+    <w:lvl w:ilvl="5" w:tentative="1">
+      <w:start w:val="1"/>
+      <w:numFmt w:val="bullet"/>
+      <w:lvlText w:val=""/>
+      <w:lvlJc w:val="left"/>
+      <w:pPr>
+        <w:tabs>
+          <w:tab w:val="num" w:pos="4320"/>
+        </w:tabs>
+        <w:ind w:left="4320" w:hanging="360"/>
+      </w:pPr>
+      <w:rPr>
+        <w:rFonts w:ascii="Wingdings" w:hAnsi="Wingdings" w:hint="default"/>
+        <w:sz w:val="20"/>
+      </w:rPr>
+    </w:lvl>
+    <w:lvl w:ilvl="6" w:tentative="1">
+      <w:start w:val="1"/>
+      <w:numFmt w:val="bullet"/>
+      <w:lvlText w:val=""/>
+      <w:lvlJc w:val="left"/>
+      <w:pPr>
+        <w:tabs>
+          <w:tab w:val="num" w:pos="5040"/>
+        </w:tabs>
+        <w:ind w:left="5040" w:hanging="360"/>
+      </w:pPr>
+      <w:rPr>
+        <w:rFonts w:ascii="Wingdings" w:hAnsi="Wingdings" w:hint="default"/>
+        <w:sz w:val="20"/>
+      </w:rPr>
+    </w:lvl>
+    <w:lvl w:ilvl="7" w:tentative="1">
+      <w:start w:val="1"/>
+      <w:numFmt w:val="bullet"/>
+      <w:lvlText w:val=""/>
+      <w:lvlJc w:val="left"/>
+      <w:pPr>
+        <w:tabs>
+          <w:tab w:val="num" w:pos="5760"/>
+        </w:tabs>
+        <w:ind w:left="5760" w:hanging="360"/>
+      </w:pPr>
+      <w:rPr>
+        <w:rFonts w:ascii="Wingdings" w:hAnsi="Wingdings" w:hint="default"/>
+        <w:sz w:val="20"/>
+      </w:rPr>
+    </w:lvl>
+    <w:lvl w:ilvl="8" w:tentative="1">
+      <w:start w:val="1"/>
+      <w:numFmt w:val="bullet"/>
+      <w:lvlText w:val=""/>
+      <w:lvlJc w:val="left"/>
+      <w:pPr>
+        <w:tabs>
+          <w:tab w:val="num" w:pos="6480"/>
+        </w:tabs>
+        <w:ind w:left="6480" w:hanging="360"/>
+      </w:pPr>
+      <w:rPr>
+        <w:rFonts w:ascii="Wingdings" w:hAnsi="Wingdings" w:hint="default"/>
+        <w:sz w:val="20"/>
+      </w:rPr>
+    </w:lvl>
+  </w:abstractNum>
+  <w:num w:numId="1" w16cid:durableId="1951356165">
+    <w:abstractNumId w:val="0"/>
+  </w:num>
+  <w:num w:numId="2" w16cid:durableId="2046631971">
+    <w:abstractNumId w:val="2"/>
+  </w:num>
+  <w:num w:numId="3" w16cid:durableId="584386335">
+    <w:abstractNumId w:val="1"/>
+  </w:num>
+  <w:num w:numId="4" w16cid:durableId="288362404">
+    <w:abstractNumId w:val="3"/>
+  </w:num>
+</w:numbering>
 </file>
 
 <file path=word/styles.xml><?xml version="1.0" encoding="utf-8"?>
@@ -991,7 +2204,6 @@
   <w:style w:type="character" w:default="1" w:styleId="DefaultParagraphFont">
     <w:name w:val="Default Paragraph Font"/>
     <w:uiPriority w:val="1"/>
-    <w:semiHidden/>
     <w:unhideWhenUsed/>
   </w:style>
   <w:style w:type="table" w:default="1" w:styleId="TableNormal">
